--- a/docx_resources/Вечірня-Утреня/В,У - Мінея/11-Листопад/13-__-Йоана_Золотоустого.docx
+++ b/docx_resources/Вечірня-Утреня/В,У - Мінея/11-Листопад/13-__-Йоана_Золотоустого.docx
@@ -9409,6 +9409,7 @@
           <w:b/>
           <w:i/>
           <w:color w:val="FF0000"/>
+          <w:sz w:val="24"/>
         </w:rPr>
         <w:t>Вечірні молитви</w:t>
       </w:r>
@@ -13887,6 +13888,7 @@
           <w:b/>
           <w:i/>
           <w:color w:val="FF0000"/>
+          <w:sz w:val="24"/>
         </w:rPr>
         <w:t>Блажен муж</w:t>
       </w:r>
@@ -15577,6 +15579,7 @@
           <w:b/>
           <w:i/>
           <w:color w:val="FF0000"/>
+          <w:sz w:val="24"/>
         </w:rPr>
         <w:t>Мала єктенія</w:t>
       </w:r>
@@ -21975,6 +21978,7 @@
           <w:b/>
           <w:i/>
           <w:color w:val="FF0000"/>
+          <w:sz w:val="24"/>
         </w:rPr>
         <w:t>Стихири</w:t>
       </w:r>
@@ -24393,6 +24397,7 @@
           <w:b/>
           <w:i/>
           <w:color w:val="FF0000"/>
+          <w:sz w:val="24"/>
         </w:rPr>
         <w:t>Прокімен</w:t>
       </w:r>
@@ -24949,6 +24954,7 @@
           <w:b/>
           <w:i/>
           <w:color w:val="FF0000"/>
+          <w:sz w:val="24"/>
         </w:rPr>
         <w:t>Читання</w:t>
       </w:r>
@@ -25456,6 +25462,7 @@
           <w:b/>
           <w:i/>
           <w:color w:val="FF0000"/>
+          <w:sz w:val="24"/>
         </w:rPr>
         <w:t>Єктенія усильного благання</w:t>
       </w:r>
@@ -27793,6 +27800,7 @@
           <w:b/>
           <w:i/>
           <w:color w:val="FF0000"/>
+          <w:sz w:val="24"/>
         </w:rPr>
         <w:t>Сподоби, Господи</w:t>
       </w:r>
@@ -29048,6 +29056,7 @@
           <w:b/>
           <w:i/>
           <w:color w:val="FF0000"/>
+          <w:sz w:val="24"/>
         </w:rPr>
         <w:t>Прохальна єктенія</w:t>
       </w:r>
@@ -32185,6 +32194,7 @@
           <w:b/>
           <w:i/>
           <w:color w:val="FF0000"/>
+          <w:sz w:val="24"/>
         </w:rPr>
         <w:t>Пісня Симеона</w:t>
       </w:r>
@@ -34682,6 +34692,7 @@
           <w:b/>
           <w:i/>
           <w:color w:val="FF0000"/>
+          <w:sz w:val="24"/>
         </w:rPr>
         <w:lastRenderedPageBreak/>
         <w:t>Тропарі</w:t>
@@ -35288,6 +35299,7 @@
           <w:b/>
           <w:i/>
           <w:color w:val="FF0000"/>
+          <w:sz w:val="24"/>
         </w:rPr>
         <w:t>Після Вечірні</w:t>
       </w:r>
@@ -37783,6 +37795,7 @@
           <w:b/>
           <w:i/>
           <w:color w:val="FF0000"/>
+          <w:sz w:val="24"/>
         </w:rPr>
         <w:t>Утренні молитви</w:t>
       </w:r>
@@ -42349,6 +42362,7 @@
           <w:b/>
           <w:i/>
           <w:color w:val="FF0000"/>
+          <w:sz w:val="24"/>
         </w:rPr>
         <w:t>Бог Господь...</w:t>
       </w:r>
@@ -42357,6 +42371,7 @@
           <w:rFonts w:ascii="Times New Roman" w:hAnsi="Times New Roman"/>
           <w:i/>
           <w:color w:val="FF0000"/>
+          <w:sz w:val="24"/>
         </w:rPr>
         <w:t xml:space="preserve"> (Пс. 117), глас 8</w:t>
       </w:r>
@@ -42580,6 +42595,7 @@
           <w:b/>
           <w:i/>
           <w:color w:val="FF0000"/>
+          <w:sz w:val="24"/>
         </w:rPr>
         <w:t>Тропарі</w:t>
       </w:r>
@@ -42767,6 +42783,7 @@
           <w:b/>
           <w:i/>
           <w:color w:val="FF0000"/>
+          <w:sz w:val="24"/>
         </w:rPr>
         <w:t>Мала єктенія</w:t>
       </w:r>
@@ -44064,6 +44081,7 @@
           <w:b/>
           <w:i/>
           <w:color w:val="FF0000"/>
+          <w:sz w:val="24"/>
         </w:rPr>
         <w:t>Перший сідальний</w:t>
       </w:r>
@@ -44213,6 +44231,7 @@
           <w:b/>
           <w:i/>
           <w:color w:val="FF0000"/>
+          <w:sz w:val="24"/>
         </w:rPr>
         <w:t>Мала єктенія</w:t>
       </w:r>
@@ -45494,6 +45513,7 @@
           <w:b/>
           <w:i/>
           <w:color w:val="FF0000"/>
+          <w:sz w:val="24"/>
         </w:rPr>
         <w:t>Другий сідальний</w:t>
       </w:r>
@@ -46199,6 +46219,7 @@
           <w:b/>
           <w:i/>
           <w:color w:val="FF0000"/>
+          <w:sz w:val="24"/>
         </w:rPr>
         <w:t>Мала єктенія</w:t>
       </w:r>
@@ -47121,6 +47142,7 @@
           <w:b/>
           <w:i/>
           <w:color w:val="FF0000"/>
+          <w:sz w:val="24"/>
         </w:rPr>
         <w:t>Сідальний</w:t>
       </w:r>
@@ -47465,6 +47487,7 @@
           <w:b/>
           <w:i/>
           <w:color w:val="FF0000"/>
+          <w:sz w:val="24"/>
         </w:rPr>
         <w:lastRenderedPageBreak/>
         <w:t>Прокімен</w:t>
@@ -48666,6 +48689,7 @@
           <w:b/>
           <w:i/>
           <w:color w:val="FF0000"/>
+          <w:sz w:val="24"/>
         </w:rPr>
         <w:t>Псалом 50</w:t>
       </w:r>
@@ -49293,6 +49317,7 @@
           <w:b/>
           <w:i/>
           <w:color w:val="FF0000"/>
+          <w:sz w:val="24"/>
         </w:rPr>
         <w:lastRenderedPageBreak/>
         <w:t>Єктенія:</w:t>
@@ -50616,6 +50641,7 @@
           <w:b/>
           <w:i/>
           <w:color w:val="FF0000"/>
+          <w:sz w:val="24"/>
         </w:rPr>
         <w:t>Мала єктенія</w:t>
       </w:r>
@@ -52761,6 +52787,7 @@
           <w:b/>
           <w:i/>
           <w:color w:val="FF0000"/>
+          <w:sz w:val="24"/>
         </w:rPr>
         <w:t>Мала єктенія</w:t>
       </w:r>
@@ -54723,6 +54750,7 @@
           <w:b/>
           <w:i/>
           <w:color w:val="FF0000"/>
+          <w:sz w:val="24"/>
         </w:rPr>
         <w:t>Пісня Богородиці</w:t>
       </w:r>
@@ -54972,6 +55000,7 @@
           <w:b/>
           <w:i/>
           <w:color w:val="FF0000"/>
+          <w:sz w:val="24"/>
         </w:rPr>
         <w:t>Пісня 9</w:t>
       </w:r>
@@ -55221,6 +55250,7 @@
           <w:b/>
           <w:i/>
           <w:color w:val="FF0000"/>
+          <w:sz w:val="24"/>
         </w:rPr>
         <w:t>Мала єктенія</w:t>
       </w:r>
@@ -56803,6 +56833,7 @@
           <w:b/>
           <w:i/>
           <w:color w:val="FF0000"/>
+          <w:sz w:val="24"/>
         </w:rPr>
         <w:t>Стихири</w:t>
       </w:r>
@@ -57159,6 +57190,7 @@
           <w:b/>
           <w:i/>
           <w:color w:val="FF0000"/>
+          <w:sz w:val="24"/>
         </w:rPr>
         <w:t>Велике славослов'я</w:t>
       </w:r>
@@ -58048,6 +58080,7 @@
           <w:b/>
           <w:i/>
           <w:color w:val="FF0000"/>
+          <w:sz w:val="24"/>
         </w:rPr>
         <w:t>Тропар</w:t>
       </w:r>
@@ -58185,6 +58218,7 @@
           <w:b/>
           <w:i/>
           <w:color w:val="FF0000"/>
+          <w:sz w:val="24"/>
         </w:rPr>
         <w:t>Єктенія усильного благання</w:t>
       </w:r>
@@ -60366,6 +60400,7 @@
           <w:b/>
           <w:i/>
           <w:color w:val="FF0000"/>
+          <w:sz w:val="24"/>
         </w:rPr>
         <w:t>Прохальна єктенія</w:t>
       </w:r>
